--- a/Relational Schema.docx
+++ b/Relational Schema.docx
@@ -54,13 +54,23 @@
         </w:rPr>
         <w:t xml:space="preserve">, name </w:t>
       </w:r>
-      <w:r>
-        <w:rPr>
-          <w:rFonts w:ascii="Times New Roman" w:hAnsi="Times New Roman" w:cs="Times New Roman"/>
-          <w:b/>
-          <w:bCs/>
-        </w:rPr>
-        <w:t>VARCHAR(100)</w:t>
+      <w:proofErr w:type="gramStart"/>
+      <w:r>
+        <w:rPr>
+          <w:rFonts w:ascii="Times New Roman" w:hAnsi="Times New Roman" w:cs="Times New Roman"/>
+          <w:b/>
+          <w:bCs/>
+        </w:rPr>
+        <w:t>VARCHAR(</w:t>
+      </w:r>
+      <w:proofErr w:type="gramEnd"/>
+      <w:r>
+        <w:rPr>
+          <w:rFonts w:ascii="Times New Roman" w:hAnsi="Times New Roman" w:cs="Times New Roman"/>
+          <w:b/>
+          <w:bCs/>
+        </w:rPr>
+        <w:t>100)</w:t>
       </w:r>
       <w:r>
         <w:rPr>
@@ -68,13 +78,23 @@
         </w:rPr>
         <w:t xml:space="preserve">, location </w:t>
       </w:r>
-      <w:r>
-        <w:rPr>
-          <w:rFonts w:ascii="Times New Roman" w:hAnsi="Times New Roman" w:cs="Times New Roman"/>
-          <w:b/>
-          <w:bCs/>
-        </w:rPr>
-        <w:t>VARCHAR(255)</w:t>
+      <w:proofErr w:type="gramStart"/>
+      <w:r>
+        <w:rPr>
+          <w:rFonts w:ascii="Times New Roman" w:hAnsi="Times New Roman" w:cs="Times New Roman"/>
+          <w:b/>
+          <w:bCs/>
+        </w:rPr>
+        <w:t>VARCHAR(</w:t>
+      </w:r>
+      <w:proofErr w:type="gramEnd"/>
+      <w:r>
+        <w:rPr>
+          <w:rFonts w:ascii="Times New Roman" w:hAnsi="Times New Roman" w:cs="Times New Roman"/>
+          <w:b/>
+          <w:bCs/>
+        </w:rPr>
+        <w:t>255)</w:t>
       </w:r>
       <w:r>
         <w:rPr>
@@ -82,13 +102,23 @@
         </w:rPr>
         <w:t xml:space="preserve">, phone </w:t>
       </w:r>
-      <w:r>
-        <w:rPr>
-          <w:rFonts w:ascii="Times New Roman" w:hAnsi="Times New Roman" w:cs="Times New Roman"/>
-          <w:b/>
-          <w:bCs/>
-        </w:rPr>
-        <w:t>VARCHAR(20)</w:t>
+      <w:proofErr w:type="gramStart"/>
+      <w:r>
+        <w:rPr>
+          <w:rFonts w:ascii="Times New Roman" w:hAnsi="Times New Roman" w:cs="Times New Roman"/>
+          <w:b/>
+          <w:bCs/>
+        </w:rPr>
+        <w:t>VARCHAR(</w:t>
+      </w:r>
+      <w:proofErr w:type="gramEnd"/>
+      <w:r>
+        <w:rPr>
+          <w:rFonts w:ascii="Times New Roman" w:hAnsi="Times New Roman" w:cs="Times New Roman"/>
+          <w:b/>
+          <w:bCs/>
+        </w:rPr>
+        <w:t>20)</w:t>
       </w:r>
       <w:r>
         <w:rPr>
@@ -131,13 +161,23 @@
         </w:rPr>
         <w:t xml:space="preserve">, title </w:t>
       </w:r>
-      <w:r>
-        <w:rPr>
-          <w:rFonts w:ascii="Times New Roman" w:hAnsi="Times New Roman" w:cs="Times New Roman"/>
-          <w:b/>
-          <w:bCs/>
-        </w:rPr>
-        <w:t>VARCHAR(100)</w:t>
+      <w:proofErr w:type="gramStart"/>
+      <w:r>
+        <w:rPr>
+          <w:rFonts w:ascii="Times New Roman" w:hAnsi="Times New Roman" w:cs="Times New Roman"/>
+          <w:b/>
+          <w:bCs/>
+        </w:rPr>
+        <w:t>VARCHAR(</w:t>
+      </w:r>
+      <w:proofErr w:type="gramEnd"/>
+      <w:r>
+        <w:rPr>
+          <w:rFonts w:ascii="Times New Roman" w:hAnsi="Times New Roman" w:cs="Times New Roman"/>
+          <w:b/>
+          <w:bCs/>
+        </w:rPr>
+        <w:t>100)</w:t>
       </w:r>
       <w:r>
         <w:rPr>
@@ -208,13 +248,23 @@
         </w:rPr>
         <w:t xml:space="preserve"> </w:t>
       </w:r>
-      <w:r>
-        <w:rPr>
-          <w:rFonts w:ascii="Times New Roman" w:hAnsi="Times New Roman" w:cs="Times New Roman"/>
-          <w:b/>
-          <w:bCs/>
-        </w:rPr>
-        <w:t>VARCHAR(50)</w:t>
+      <w:proofErr w:type="gramStart"/>
+      <w:r>
+        <w:rPr>
+          <w:rFonts w:ascii="Times New Roman" w:hAnsi="Times New Roman" w:cs="Times New Roman"/>
+          <w:b/>
+          <w:bCs/>
+        </w:rPr>
+        <w:t>VARCHAR(</w:t>
+      </w:r>
+      <w:proofErr w:type="gramEnd"/>
+      <w:r>
+        <w:rPr>
+          <w:rFonts w:ascii="Times New Roman" w:hAnsi="Times New Roman" w:cs="Times New Roman"/>
+          <w:b/>
+          <w:bCs/>
+        </w:rPr>
+        <w:t>50)</w:t>
       </w:r>
       <w:r>
         <w:rPr>
@@ -236,13 +286,23 @@
         </w:rPr>
         <w:t xml:space="preserve"> </w:t>
       </w:r>
-      <w:r>
-        <w:rPr>
-          <w:rFonts w:ascii="Times New Roman" w:hAnsi="Times New Roman" w:cs="Times New Roman"/>
-          <w:b/>
-          <w:bCs/>
-        </w:rPr>
-        <w:t>VARCHAR(50)</w:t>
+      <w:proofErr w:type="gramStart"/>
+      <w:r>
+        <w:rPr>
+          <w:rFonts w:ascii="Times New Roman" w:hAnsi="Times New Roman" w:cs="Times New Roman"/>
+          <w:b/>
+          <w:bCs/>
+        </w:rPr>
+        <w:t>VARCHAR(</w:t>
+      </w:r>
+      <w:proofErr w:type="gramEnd"/>
+      <w:r>
+        <w:rPr>
+          <w:rFonts w:ascii="Times New Roman" w:hAnsi="Times New Roman" w:cs="Times New Roman"/>
+          <w:b/>
+          <w:bCs/>
+        </w:rPr>
+        <w:t>50)</w:t>
       </w:r>
       <w:r>
         <w:rPr>
@@ -334,13 +394,23 @@
         </w:rPr>
         <w:t xml:space="preserve">, phone </w:t>
       </w:r>
-      <w:r>
-        <w:rPr>
-          <w:rFonts w:ascii="Times New Roman" w:hAnsi="Times New Roman" w:cs="Times New Roman"/>
-          <w:b/>
-          <w:bCs/>
-        </w:rPr>
-        <w:t>VARCHAR(20)</w:t>
+      <w:proofErr w:type="gramStart"/>
+      <w:r>
+        <w:rPr>
+          <w:rFonts w:ascii="Times New Roman" w:hAnsi="Times New Roman" w:cs="Times New Roman"/>
+          <w:b/>
+          <w:bCs/>
+        </w:rPr>
+        <w:t>VARCHAR(</w:t>
+      </w:r>
+      <w:proofErr w:type="gramEnd"/>
+      <w:r>
+        <w:rPr>
+          <w:rFonts w:ascii="Times New Roman" w:hAnsi="Times New Roman" w:cs="Times New Roman"/>
+          <w:b/>
+          <w:bCs/>
+        </w:rPr>
+        <w:t>20)</w:t>
       </w:r>
       <w:r>
         <w:rPr>
@@ -348,6 +418,7 @@
         </w:rPr>
         <w:t xml:space="preserve">, email </w:t>
       </w:r>
+      <w:proofErr w:type="gramStart"/>
       <w:r>
         <w:rPr>
           <w:rFonts w:ascii="Times New Roman" w:hAnsi="Times New Roman" w:cs="Times New Roman"/>
@@ -356,6 +427,7 @@
         </w:rPr>
         <w:t>VARCHAR(</w:t>
       </w:r>
+      <w:proofErr w:type="gramEnd"/>
       <w:r>
         <w:rPr>
           <w:rFonts w:ascii="Times New Roman" w:hAnsi="Times New Roman" w:cs="Times New Roman"/>
@@ -427,13 +499,23 @@
         </w:rPr>
         <w:t xml:space="preserve"> </w:t>
       </w:r>
-      <w:r>
-        <w:rPr>
-          <w:rFonts w:ascii="Times New Roman" w:hAnsi="Times New Roman" w:cs="Times New Roman"/>
-          <w:b/>
-          <w:bCs/>
-        </w:rPr>
-        <w:t>VARCHAR(50)</w:t>
+      <w:proofErr w:type="gramStart"/>
+      <w:r>
+        <w:rPr>
+          <w:rFonts w:ascii="Times New Roman" w:hAnsi="Times New Roman" w:cs="Times New Roman"/>
+          <w:b/>
+          <w:bCs/>
+        </w:rPr>
+        <w:t>VARCHAR(</w:t>
+      </w:r>
+      <w:proofErr w:type="gramEnd"/>
+      <w:r>
+        <w:rPr>
+          <w:rFonts w:ascii="Times New Roman" w:hAnsi="Times New Roman" w:cs="Times New Roman"/>
+          <w:b/>
+          <w:bCs/>
+        </w:rPr>
+        <w:t>50)</w:t>
       </w:r>
       <w:r>
         <w:rPr>
@@ -455,13 +537,23 @@
         </w:rPr>
         <w:t xml:space="preserve"> </w:t>
       </w:r>
-      <w:r>
-        <w:rPr>
-          <w:rFonts w:ascii="Times New Roman" w:hAnsi="Times New Roman" w:cs="Times New Roman"/>
-          <w:b/>
-          <w:bCs/>
-        </w:rPr>
-        <w:t>VARCHAR(50)</w:t>
+      <w:proofErr w:type="gramStart"/>
+      <w:r>
+        <w:rPr>
+          <w:rFonts w:ascii="Times New Roman" w:hAnsi="Times New Roman" w:cs="Times New Roman"/>
+          <w:b/>
+          <w:bCs/>
+        </w:rPr>
+        <w:t>VARCHAR(</w:t>
+      </w:r>
+      <w:proofErr w:type="gramEnd"/>
+      <w:r>
+        <w:rPr>
+          <w:rFonts w:ascii="Times New Roman" w:hAnsi="Times New Roman" w:cs="Times New Roman"/>
+          <w:b/>
+          <w:bCs/>
+        </w:rPr>
+        <w:t>50)</w:t>
       </w:r>
       <w:r>
         <w:rPr>
@@ -497,13 +589,23 @@
         </w:rPr>
         <w:t xml:space="preserve">, gender </w:t>
       </w:r>
-      <w:r>
-        <w:rPr>
-          <w:rFonts w:ascii="Times New Roman" w:hAnsi="Times New Roman" w:cs="Times New Roman"/>
-          <w:b/>
-          <w:bCs/>
-        </w:rPr>
-        <w:t>CHAR(1)</w:t>
+      <w:proofErr w:type="gramStart"/>
+      <w:r>
+        <w:rPr>
+          <w:rFonts w:ascii="Times New Roman" w:hAnsi="Times New Roman" w:cs="Times New Roman"/>
+          <w:b/>
+          <w:bCs/>
+        </w:rPr>
+        <w:t>CHAR(</w:t>
+      </w:r>
+      <w:proofErr w:type="gramEnd"/>
+      <w:r>
+        <w:rPr>
+          <w:rFonts w:ascii="Times New Roman" w:hAnsi="Times New Roman" w:cs="Times New Roman"/>
+          <w:b/>
+          <w:bCs/>
+        </w:rPr>
+        <w:t>1)</w:t>
       </w:r>
       <w:r>
         <w:rPr>
@@ -525,6 +627,7 @@
         </w:rPr>
         <w:t xml:space="preserve">, phone </w:t>
       </w:r>
+      <w:proofErr w:type="gramStart"/>
       <w:r>
         <w:rPr>
           <w:rFonts w:ascii="Times New Roman" w:hAnsi="Times New Roman" w:cs="Times New Roman"/>
@@ -539,6 +642,7 @@
         </w:rPr>
         <w:t>)</w:t>
       </w:r>
+      <w:proofErr w:type="gramEnd"/>
       <w:r>
         <w:rPr>
           <w:rFonts w:ascii="Times New Roman" w:hAnsi="Times New Roman" w:cs="Times New Roman"/>
@@ -551,6 +655,7 @@
         </w:rPr>
         <w:t xml:space="preserve">email </w:t>
       </w:r>
+      <w:proofErr w:type="gramStart"/>
       <w:r>
         <w:rPr>
           <w:rFonts w:ascii="Times New Roman" w:hAnsi="Times New Roman" w:cs="Times New Roman"/>
@@ -559,6 +664,7 @@
         </w:rPr>
         <w:t>VARCHAR(</w:t>
       </w:r>
+      <w:proofErr w:type="gramEnd"/>
       <w:r>
         <w:rPr>
           <w:rFonts w:ascii="Times New Roman" w:hAnsi="Times New Roman" w:cs="Times New Roman"/>
@@ -660,13 +766,23 @@
         </w:rPr>
         <w:t xml:space="preserve">, status </w:t>
       </w:r>
-      <w:r>
-        <w:rPr>
-          <w:rFonts w:ascii="Times New Roman" w:hAnsi="Times New Roman" w:cs="Times New Roman"/>
-          <w:b/>
-          <w:bCs/>
-        </w:rPr>
-        <w:t>VARCHAR(20)</w:t>
+      <w:proofErr w:type="gramStart"/>
+      <w:r>
+        <w:rPr>
+          <w:rFonts w:ascii="Times New Roman" w:hAnsi="Times New Roman" w:cs="Times New Roman"/>
+          <w:b/>
+          <w:bCs/>
+        </w:rPr>
+        <w:t>VARCHAR(</w:t>
+      </w:r>
+      <w:proofErr w:type="gramEnd"/>
+      <w:r>
+        <w:rPr>
+          <w:rFonts w:ascii="Times New Roman" w:hAnsi="Times New Roman" w:cs="Times New Roman"/>
+          <w:b/>
+          <w:bCs/>
+        </w:rPr>
+        <w:t>20)</w:t>
       </w:r>
       <w:r>
         <w:rPr>
@@ -793,13 +909,23 @@
         </w:rPr>
         <w:t xml:space="preserve">, type </w:t>
       </w:r>
-      <w:r>
-        <w:rPr>
-          <w:rFonts w:ascii="Times New Roman" w:hAnsi="Times New Roman" w:cs="Times New Roman"/>
-          <w:b/>
-          <w:bCs/>
-        </w:rPr>
-        <w:t>VARCHAR(100)</w:t>
+      <w:proofErr w:type="gramStart"/>
+      <w:r>
+        <w:rPr>
+          <w:rFonts w:ascii="Times New Roman" w:hAnsi="Times New Roman" w:cs="Times New Roman"/>
+          <w:b/>
+          <w:bCs/>
+        </w:rPr>
+        <w:t>VARCHAR(</w:t>
+      </w:r>
+      <w:proofErr w:type="gramEnd"/>
+      <w:r>
+        <w:rPr>
+          <w:rFonts w:ascii="Times New Roman" w:hAnsi="Times New Roman" w:cs="Times New Roman"/>
+          <w:b/>
+          <w:bCs/>
+        </w:rPr>
+        <w:t>100)</w:t>
       </w:r>
       <w:r>
         <w:rPr>
@@ -970,13 +1096,23 @@
         </w:rPr>
         <w:t xml:space="preserve"> </w:t>
       </w:r>
-      <w:r>
-        <w:rPr>
-          <w:rFonts w:ascii="Times New Roman" w:hAnsi="Times New Roman" w:cs="Times New Roman"/>
-          <w:b/>
-          <w:bCs/>
-        </w:rPr>
-        <w:t>VARCHAR(10)</w:t>
+      <w:proofErr w:type="gramStart"/>
+      <w:r>
+        <w:rPr>
+          <w:rFonts w:ascii="Times New Roman" w:hAnsi="Times New Roman" w:cs="Times New Roman"/>
+          <w:b/>
+          <w:bCs/>
+        </w:rPr>
+        <w:t>VARCHAR(</w:t>
+      </w:r>
+      <w:proofErr w:type="gramEnd"/>
+      <w:r>
+        <w:rPr>
+          <w:rFonts w:ascii="Times New Roman" w:hAnsi="Times New Roman" w:cs="Times New Roman"/>
+          <w:b/>
+          <w:bCs/>
+        </w:rPr>
+        <w:t>10)</w:t>
       </w:r>
       <w:r>
         <w:rPr>
@@ -984,13 +1120,23 @@
         </w:rPr>
         <w:t xml:space="preserve">, type </w:t>
       </w:r>
-      <w:r>
-        <w:rPr>
-          <w:rFonts w:ascii="Times New Roman" w:hAnsi="Times New Roman" w:cs="Times New Roman"/>
-          <w:b/>
-          <w:bCs/>
-        </w:rPr>
-        <w:t>VARCHAR(50)</w:t>
+      <w:proofErr w:type="gramStart"/>
+      <w:r>
+        <w:rPr>
+          <w:rFonts w:ascii="Times New Roman" w:hAnsi="Times New Roman" w:cs="Times New Roman"/>
+          <w:b/>
+          <w:bCs/>
+        </w:rPr>
+        <w:t>VARCHAR(</w:t>
+      </w:r>
+      <w:proofErr w:type="gramEnd"/>
+      <w:r>
+        <w:rPr>
+          <w:rFonts w:ascii="Times New Roman" w:hAnsi="Times New Roman" w:cs="Times New Roman"/>
+          <w:b/>
+          <w:bCs/>
+        </w:rPr>
+        <w:t>50)</w:t>
       </w:r>
       <w:r>
         <w:rPr>
@@ -1222,13 +1368,23 @@
         </w:rPr>
         <w:t xml:space="preserve">, name </w:t>
       </w:r>
-      <w:r>
-        <w:rPr>
-          <w:rFonts w:ascii="Times New Roman" w:hAnsi="Times New Roman" w:cs="Times New Roman"/>
-          <w:b/>
-          <w:bCs/>
-        </w:rPr>
-        <w:t>VARCHAR(100)</w:t>
+      <w:proofErr w:type="gramStart"/>
+      <w:r>
+        <w:rPr>
+          <w:rFonts w:ascii="Times New Roman" w:hAnsi="Times New Roman" w:cs="Times New Roman"/>
+          <w:b/>
+          <w:bCs/>
+        </w:rPr>
+        <w:t>VARCHAR(</w:t>
+      </w:r>
+      <w:proofErr w:type="gramEnd"/>
+      <w:r>
+        <w:rPr>
+          <w:rFonts w:ascii="Times New Roman" w:hAnsi="Times New Roman" w:cs="Times New Roman"/>
+          <w:b/>
+          <w:bCs/>
+        </w:rPr>
+        <w:t>100)</w:t>
       </w:r>
       <w:r>
         <w:rPr>
@@ -1236,13 +1392,23 @@
         </w:rPr>
         <w:t xml:space="preserve">, brand </w:t>
       </w:r>
-      <w:r>
-        <w:rPr>
-          <w:rFonts w:ascii="Times New Roman" w:hAnsi="Times New Roman" w:cs="Times New Roman"/>
-          <w:b/>
-          <w:bCs/>
-        </w:rPr>
-        <w:t>VARCHAR(100)</w:t>
+      <w:proofErr w:type="gramStart"/>
+      <w:r>
+        <w:rPr>
+          <w:rFonts w:ascii="Times New Roman" w:hAnsi="Times New Roman" w:cs="Times New Roman"/>
+          <w:b/>
+          <w:bCs/>
+        </w:rPr>
+        <w:t>VARCHAR(</w:t>
+      </w:r>
+      <w:proofErr w:type="gramEnd"/>
+      <w:r>
+        <w:rPr>
+          <w:rFonts w:ascii="Times New Roman" w:hAnsi="Times New Roman" w:cs="Times New Roman"/>
+          <w:b/>
+          <w:bCs/>
+        </w:rPr>
+        <w:t>100)</w:t>
       </w:r>
       <w:r>
         <w:rPr>
@@ -1299,13 +1465,23 @@
         </w:rPr>
         <w:t xml:space="preserve">, dosage </w:t>
       </w:r>
-      <w:r>
-        <w:rPr>
-          <w:rFonts w:ascii="Times New Roman" w:hAnsi="Times New Roman" w:cs="Times New Roman"/>
-          <w:b/>
-          <w:bCs/>
-        </w:rPr>
-        <w:t>VARCHAR(100)</w:t>
+      <w:proofErr w:type="gramStart"/>
+      <w:r>
+        <w:rPr>
+          <w:rFonts w:ascii="Times New Roman" w:hAnsi="Times New Roman" w:cs="Times New Roman"/>
+          <w:b/>
+          <w:bCs/>
+        </w:rPr>
+        <w:t>VARCHAR(</w:t>
+      </w:r>
+      <w:proofErr w:type="gramEnd"/>
+      <w:r>
+        <w:rPr>
+          <w:rFonts w:ascii="Times New Roman" w:hAnsi="Times New Roman" w:cs="Times New Roman"/>
+          <w:b/>
+          <w:bCs/>
+        </w:rPr>
+        <w:t>100)</w:t>
       </w:r>
       <w:r>
         <w:rPr>
@@ -1313,13 +1489,23 @@
         </w:rPr>
         <w:t xml:space="preserve">, frequency </w:t>
       </w:r>
-      <w:r>
-        <w:rPr>
-          <w:rFonts w:ascii="Times New Roman" w:hAnsi="Times New Roman" w:cs="Times New Roman"/>
-          <w:b/>
-          <w:bCs/>
-        </w:rPr>
-        <w:t>VARCHAR(100)</w:t>
+      <w:proofErr w:type="gramStart"/>
+      <w:r>
+        <w:rPr>
+          <w:rFonts w:ascii="Times New Roman" w:hAnsi="Times New Roman" w:cs="Times New Roman"/>
+          <w:b/>
+          <w:bCs/>
+        </w:rPr>
+        <w:t>VARCHAR(</w:t>
+      </w:r>
+      <w:proofErr w:type="gramEnd"/>
+      <w:r>
+        <w:rPr>
+          <w:rFonts w:ascii="Times New Roman" w:hAnsi="Times New Roman" w:cs="Times New Roman"/>
+          <w:b/>
+          <w:bCs/>
+        </w:rPr>
+        <w:t>100)</w:t>
       </w:r>
       <w:r>
         <w:rPr>
@@ -1558,13 +1744,23 @@
         </w:rPr>
         <w:t xml:space="preserve"> </w:t>
       </w:r>
-      <w:r>
-        <w:rPr>
-          <w:rFonts w:ascii="Times New Roman" w:hAnsi="Times New Roman" w:cs="Times New Roman"/>
-          <w:b/>
-          <w:bCs/>
-        </w:rPr>
-        <w:t>DECIMAL(10,2)</w:t>
+      <w:proofErr w:type="gramStart"/>
+      <w:r>
+        <w:rPr>
+          <w:rFonts w:ascii="Times New Roman" w:hAnsi="Times New Roman" w:cs="Times New Roman"/>
+          <w:b/>
+          <w:bCs/>
+        </w:rPr>
+        <w:t>DECIMAL(</w:t>
+      </w:r>
+      <w:proofErr w:type="gramEnd"/>
+      <w:r>
+        <w:rPr>
+          <w:rFonts w:ascii="Times New Roman" w:hAnsi="Times New Roman" w:cs="Times New Roman"/>
+          <w:b/>
+          <w:bCs/>
+        </w:rPr>
+        <w:t>10,2)</w:t>
       </w:r>
       <w:r>
         <w:rPr>
@@ -1572,13 +1768,23 @@
         </w:rPr>
         <w:t xml:space="preserve">, status </w:t>
       </w:r>
-      <w:r>
-        <w:rPr>
-          <w:rFonts w:ascii="Times New Roman" w:hAnsi="Times New Roman" w:cs="Times New Roman"/>
-          <w:b/>
-          <w:bCs/>
-        </w:rPr>
-        <w:t>VARCHAR(20)</w:t>
+      <w:proofErr w:type="gramStart"/>
+      <w:r>
+        <w:rPr>
+          <w:rFonts w:ascii="Times New Roman" w:hAnsi="Times New Roman" w:cs="Times New Roman"/>
+          <w:b/>
+          <w:bCs/>
+        </w:rPr>
+        <w:t>VARCHAR(</w:t>
+      </w:r>
+      <w:proofErr w:type="gramEnd"/>
+      <w:r>
+        <w:rPr>
+          <w:rFonts w:ascii="Times New Roman" w:hAnsi="Times New Roman" w:cs="Times New Roman"/>
+          <w:b/>
+          <w:bCs/>
+        </w:rPr>
+        <w:t>20)</w:t>
       </w:r>
       <w:r>
         <w:rPr>
@@ -1628,20 +1834,6 @@
         </w:rPr>
         <w:t>)</w:t>
       </w:r>
-    </w:p>
-    <w:p>
-      <w:pPr>
-        <w:rPr>
-          <w:rFonts w:ascii="Times New Roman" w:hAnsi="Times New Roman" w:cs="Times New Roman"/>
-        </w:rPr>
-      </w:pPr>
-    </w:p>
-    <w:p>
-      <w:pPr>
-        <w:rPr>
-          <w:rFonts w:ascii="Times New Roman" w:hAnsi="Times New Roman" w:cs="Times New Roman"/>
-        </w:rPr>
-      </w:pPr>
     </w:p>
     <w:sectPr>
       <w:pgSz w:w="11906" w:h="16838"/>
